--- a/files/konspekty/bzh-11-dostovernost-informacii.docx
+++ b/files/konspekty/bzh-11-dostovernost-informacii.docx
@@ -1093,7 +1093,7 @@
               </w:numPr>
             </w:pPr>
             <w:r>
-              <w:t xml:space="preserve">ответственность: за заведомо ложную информацию, создающую угрозу жизни и безопасности граждан, предусмотрена административная и уголовная ответственность (статья 207.1 УК РФ); распространять непроверенное — значит нести ответственность за последствия.</w:t>
+              <w:t xml:space="preserve">ответственность: за заведомо ложную информацию, создающую угрозу жизни и безопасности граждан, предусмотрена административная и уголовная ответственность (статья 207.1 УК РФ); распространять непроверенное — значит нести ответственность за последствия. Связь с книгой: главы 6 «Фейковые друзья» и 7 «Вирусный позор»; раздел «О законе» (часть «После прочтения»).</w:t>
             </w:r>
           </w:p>
         </w:tc>
@@ -1437,7 +1437,7 @@
               <w:jc w:val="both"/>
             </w:pPr>
             <w:r>
-              <w:t xml:space="preserve">Выбрать в интернете одно сообщение, вызывающее сомнение (без обращения к тревожным и опасным темам), проверить его по алгоритму и оформить «Карточку проверки». По желанию: сопоставить ситуации из книги «Цифровой Фантом» с алгоритмом проверки.</w:t>
+              <w:t xml:space="preserve">Выбрать в интернете одно сообщение, вызывающее сомнение (без обращения к тревожным и опасным темам), проверить его по алгоритму и оформить «Карточку проверки». По желанию: прочитать главу 6 «Фейковые друзья» или главу 7 «Вирусный позор» из книги «Цифровой Фантом», найти ситуации, где героям помог бы алгоритм проверки, и изучить раздел «О законе».</w:t>
             </w:r>
           </w:p>
         </w:tc>
